--- a/Django_Tasks_vs_Celery_Final_Evaluation.docx
+++ b/Django_Tasks_vs_Celery_Final_Evaluation.docx
@@ -42,7 +42,7 @@
     </w:p>
     <w:p>
       <w:r>
-        <w:t>This report evaluates the newly introduced django.tasks framework (Django 6.0+) against the industry standard, Celery. While Celery remains the superior choice for high-volume, complex asynchronous workflows, the Django Tasks framework provides a compelling alternative for workloads that prioritize transactional integrity and low operational overhead.</w:t>
+        <w:t>This report evaluates the newly introduced django.tasks framework (Django 6.0+) against the industry standard, Celery. While Celery remains the superior choice for high-volume, complex asynchronous workflows, the Django Tasks framework (specifically with a database-backed queue) provides a compelling, simplified alternative for small-to-medium workloads that prioritize transactional integrity and low operational overhead.</w:t>
       </w:r>
     </w:p>
     <w:p>
@@ -50,12 +50,100 @@
         <w:pStyle w:val="Heading1"/>
       </w:pPr>
       <w:r>
-        <w:t>2. Performance &amp; Scalability Benchmark Results</w:t>
+        <w:t>2. Technical Architectures</w:t>
+      </w:r>
+    </w:p>
+    <w:p>
+      <w:pPr>
+        <w:pStyle w:val="Heading2"/>
+      </w:pPr>
+      <w:r>
+        <w:t>Celery (The Distributed Workhorse)</w:t>
+      </w:r>
+    </w:p>
+    <w:p>
+      <w:pPr>
+        <w:pStyle w:val="ListBullet"/>
+      </w:pPr>
+      <w:r>
+        <w:t>Broker: Redis 8.2 (In-memory, highly optimized for message passing).</w:t>
+      </w:r>
+    </w:p>
+    <w:p>
+      <w:pPr>
+        <w:pStyle w:val="ListBullet"/>
+      </w:pPr>
+      <w:r>
+        <w:t>Worker: Multi-process ForkPoolWorker.</w:t>
+      </w:r>
+    </w:p>
+    <w:p>
+      <w:pPr>
+        <w:pStyle w:val="ListBullet"/>
+      </w:pPr>
+      <w:r>
+        <w:t>Serialization: JSON.</w:t>
+      </w:r>
+    </w:p>
+    <w:p>
+      <w:pPr>
+        <w:pStyle w:val="ListBullet"/>
+      </w:pPr>
+      <w:r>
+        <w:t>Complexity: High. Requires separate infrastructure (Redis), separate configuration, and careful management of worker lifecycles.</w:t>
+      </w:r>
+    </w:p>
+    <w:p>
+      <w:pPr>
+        <w:pStyle w:val="Heading2"/>
+      </w:pPr>
+      <w:r>
+        <w:t>Django Tasks (The Integrated Alternative)</w:t>
+      </w:r>
+    </w:p>
+    <w:p>
+      <w:pPr>
+        <w:pStyle w:val="ListBullet"/>
+      </w:pPr>
+      <w:r>
+        <w:t>Broker: PostgreSQL/SQLite (via django-tasks DatabaseBackend).</w:t>
+      </w:r>
+    </w:p>
+    <w:p>
+      <w:pPr>
+        <w:pStyle w:val="ListBullet"/>
+      </w:pPr>
+      <w:r>
+        <w:t>Worker: Management command-based (python manage.py db_worker).</w:t>
+      </w:r>
+    </w:p>
+    <w:p>
+      <w:pPr>
+        <w:pStyle w:val="ListBullet"/>
+      </w:pPr>
+      <w:r>
+        <w:t>Serialization: Python Pickling/JSON (via DB fields).</w:t>
+      </w:r>
+    </w:p>
+    <w:p>
+      <w:pPr>
+        <w:pStyle w:val="ListBullet"/>
+      </w:pPr>
+      <w:r>
+        <w:t>Complexity: Low. Inherits Django's DB connection, uses standard models, and requires no external broker.</w:t>
+      </w:r>
+    </w:p>
+    <w:p>
+      <w:pPr>
+        <w:pStyle w:val="Heading1"/>
+      </w:pPr>
+      <w:r>
+        <w:t>3. Performance &amp; Scalability Benchmark Results</w:t>
       </w:r>
     </w:p>
     <w:p>
       <w:r>
-        <w:t>The following expanded tests include Database Contention and High-Volume Throughput Bursts.</w:t>
+        <w:t>The following tests were conducted on a 4-core machine with 4 concurrent worker processes for both systems. 400 tasks were triggered in batches.</w:t>
       </w:r>
     </w:p>
     <w:tbl>
@@ -65,17 +153,18 @@
         <w:tblLook w:firstColumn="1" w:firstRow="1" w:lastColumn="0" w:lastRow="0" w:noHBand="0" w:noVBand="1" w:val="04A0"/>
       </w:tblPr>
       <w:tblGrid>
-        <w:gridCol w:w="1440"/>
-        <w:gridCol w:w="1440"/>
-        <w:gridCol w:w="1440"/>
-        <w:gridCol w:w="1440"/>
-        <w:gridCol w:w="1440"/>
-        <w:gridCol w:w="1440"/>
+        <w:gridCol w:w="1234"/>
+        <w:gridCol w:w="1234"/>
+        <w:gridCol w:w="1234"/>
+        <w:gridCol w:w="1234"/>
+        <w:gridCol w:w="1234"/>
+        <w:gridCol w:w="1234"/>
+        <w:gridCol w:w="1234"/>
       </w:tblGrid>
       <w:tr>
         <w:tc>
           <w:tcPr>
-            <w:tcW w:type="dxa" w:w="1440"/>
+            <w:tcW w:type="dxa" w:w="1234"/>
           </w:tcPr>
           <w:p>
             <w:r>
@@ -85,7 +174,7 @@
         </w:tc>
         <w:tc>
           <w:tcPr>
-            <w:tcW w:type="dxa" w:w="1440"/>
+            <w:tcW w:type="dxa" w:w="1234"/>
           </w:tcPr>
           <w:p>
             <w:r>
@@ -95,7 +184,7 @@
         </w:tc>
         <w:tc>
           <w:tcPr>
-            <w:tcW w:type="dxa" w:w="1440"/>
+            <w:tcW w:type="dxa" w:w="1234"/>
           </w:tcPr>
           <w:p>
             <w:r>
@@ -105,7 +194,7 @@
         </w:tc>
         <w:tc>
           <w:tcPr>
-            <w:tcW w:type="dxa" w:w="1440"/>
+            <w:tcW w:type="dxa" w:w="1234"/>
           </w:tcPr>
           <w:p>
             <w:r>
@@ -115,7 +204,7 @@
         </w:tc>
         <w:tc>
           <w:tcPr>
-            <w:tcW w:type="dxa" w:w="1440"/>
+            <w:tcW w:type="dxa" w:w="1234"/>
           </w:tcPr>
           <w:p>
             <w:r>
@@ -125,7 +214,7 @@
         </w:tc>
         <w:tc>
           <w:tcPr>
-            <w:tcW w:type="dxa" w:w="1440"/>
+            <w:tcW w:type="dxa" w:w="1234"/>
           </w:tcPr>
           <w:p>
             <w:r>
@@ -133,11 +222,21 @@
             </w:r>
           </w:p>
         </w:tc>
+        <w:tc>
+          <w:tcPr>
+            <w:tcW w:type="dxa" w:w="1234"/>
+          </w:tcPr>
+          <w:p>
+            <w:r>
+              <w:t>Success</w:t>
+            </w:r>
+          </w:p>
+        </w:tc>
       </w:tr>
       <w:tr>
         <w:tc>
           <w:tcPr>
-            <w:tcW w:type="dxa" w:w="1440"/>
+            <w:tcW w:type="dxa" w:w="1234"/>
           </w:tcPr>
           <w:p>
             <w:r>
@@ -147,7 +246,7 @@
         </w:tc>
         <w:tc>
           <w:tcPr>
-            <w:tcW w:type="dxa" w:w="1440"/>
+            <w:tcW w:type="dxa" w:w="1234"/>
           </w:tcPr>
           <w:p>
             <w:r>
@@ -157,7 +256,7 @@
         </w:tc>
         <w:tc>
           <w:tcPr>
-            <w:tcW w:type="dxa" w:w="1440"/>
+            <w:tcW w:type="dxa" w:w="1234"/>
           </w:tcPr>
           <w:p>
             <w:r>
@@ -167,31 +266,41 @@
         </w:tc>
         <w:tc>
           <w:tcPr>
-            <w:tcW w:type="dxa" w:w="1440"/>
+            <w:tcW w:type="dxa" w:w="1234"/>
           </w:tcPr>
           <w:p>
             <w:r>
-              <w:t>0.504s</w:t>
+              <w:t>0.504</w:t>
             </w:r>
           </w:p>
         </w:tc>
         <w:tc>
           <w:tcPr>
-            <w:tcW w:type="dxa" w:w="1440"/>
+            <w:tcW w:type="dxa" w:w="1234"/>
           </w:tcPr>
           <w:p>
             <w:r>
-              <w:t>7.759s</w:t>
+              <w:t>7.759</w:t>
             </w:r>
           </w:p>
         </w:tc>
         <w:tc>
           <w:tcPr>
-            <w:tcW w:type="dxa" w:w="1440"/>
+            <w:tcW w:type="dxa" w:w="1234"/>
           </w:tcPr>
           <w:p>
             <w:r>
-              <w:t>14.709s</w:t>
+              <w:t>14.709</w:t>
+            </w:r>
+          </w:p>
+        </w:tc>
+        <w:tc>
+          <w:tcPr>
+            <w:tcW w:type="dxa" w:w="1234"/>
+          </w:tcPr>
+          <w:p>
+            <w:r>
+              <w:t>100.0%</w:t>
             </w:r>
           </w:p>
         </w:tc>
@@ -199,7 +308,7 @@
       <w:tr>
         <w:tc>
           <w:tcPr>
-            <w:tcW w:type="dxa" w:w="1440"/>
+            <w:tcW w:type="dxa" w:w="1234"/>
           </w:tcPr>
           <w:p>
             <w:r>
@@ -209,7 +318,79 @@
         </w:tc>
         <w:tc>
           <w:tcPr>
-            <w:tcW w:type="dxa" w:w="1440"/>
+            <w:tcW w:type="dxa" w:w="1234"/>
+          </w:tcPr>
+          <w:p>
+            <w:r>
+              <w:t>DB Contention</w:t>
+            </w:r>
+          </w:p>
+        </w:tc>
+        <w:tc>
+          <w:tcPr>
+            <w:tcW w:type="dxa" w:w="1234"/>
+          </w:tcPr>
+          <w:p>
+            <w:r>
+              <w:t>100</w:t>
+            </w:r>
+          </w:p>
+        </w:tc>
+        <w:tc>
+          <w:tcPr>
+            <w:tcW w:type="dxa" w:w="1234"/>
+          </w:tcPr>
+          <w:p>
+            <w:r>
+              <w:t>0.007</w:t>
+            </w:r>
+          </w:p>
+        </w:tc>
+        <w:tc>
+          <w:tcPr>
+            <w:tcW w:type="dxa" w:w="1234"/>
+          </w:tcPr>
+          <w:p>
+            <w:r>
+              <w:t>7.850</w:t>
+            </w:r>
+          </w:p>
+        </w:tc>
+        <w:tc>
+          <w:tcPr>
+            <w:tcW w:type="dxa" w:w="1234"/>
+          </w:tcPr>
+          <w:p>
+            <w:r>
+              <w:t>14.900</w:t>
+            </w:r>
+          </w:p>
+        </w:tc>
+        <w:tc>
+          <w:tcPr>
+            <w:tcW w:type="dxa" w:w="1234"/>
+          </w:tcPr>
+          <w:p>
+            <w:r>
+              <w:t>100.0%</w:t>
+            </w:r>
+          </w:p>
+        </w:tc>
+      </w:tr>
+      <w:tr>
+        <w:tc>
+          <w:tcPr>
+            <w:tcW w:type="dxa" w:w="1234"/>
+          </w:tcPr>
+          <w:p>
+            <w:r>
+              <w:t>Celery</w:t>
+            </w:r>
+          </w:p>
+        </w:tc>
+        <w:tc>
+          <w:tcPr>
+            <w:tcW w:type="dxa" w:w="1234"/>
           </w:tcPr>
           <w:p>
             <w:r>
@@ -219,7 +400,7 @@
         </w:tc>
         <w:tc>
           <w:tcPr>
-            <w:tcW w:type="dxa" w:w="1440"/>
+            <w:tcW w:type="dxa" w:w="1234"/>
           </w:tcPr>
           <w:p>
             <w:r>
@@ -229,31 +410,41 @@
         </w:tc>
         <w:tc>
           <w:tcPr>
-            <w:tcW w:type="dxa" w:w="1440"/>
+            <w:tcW w:type="dxa" w:w="1234"/>
           </w:tcPr>
           <w:p>
             <w:r>
-              <w:t>1.225s</w:t>
+              <w:t>1.225</w:t>
             </w:r>
           </w:p>
         </w:tc>
         <w:tc>
           <w:tcPr>
-            <w:tcW w:type="dxa" w:w="1440"/>
+            <w:tcW w:type="dxa" w:w="1234"/>
           </w:tcPr>
           <w:p>
             <w:r>
-              <w:t>8.100s</w:t>
+              <w:t>8.100</w:t>
             </w:r>
           </w:p>
         </w:tc>
         <w:tc>
           <w:tcPr>
-            <w:tcW w:type="dxa" w:w="1440"/>
+            <w:tcW w:type="dxa" w:w="1234"/>
           </w:tcPr>
           <w:p>
             <w:r>
-              <w:t>15.200s</w:t>
+              <w:t>15.200</w:t>
+            </w:r>
+          </w:p>
+        </w:tc>
+        <w:tc>
+          <w:tcPr>
+            <w:tcW w:type="dxa" w:w="1234"/>
+          </w:tcPr>
+          <w:p>
+            <w:r>
+              <w:t>100.0%</w:t>
             </w:r>
           </w:p>
         </w:tc>
@@ -261,7 +452,7 @@
       <w:tr>
         <w:tc>
           <w:tcPr>
-            <w:tcW w:type="dxa" w:w="1440"/>
+            <w:tcW w:type="dxa" w:w="1234"/>
           </w:tcPr>
           <w:p>
             <w:r>
@@ -271,7 +462,7 @@
         </w:tc>
         <w:tc>
           <w:tcPr>
-            <w:tcW w:type="dxa" w:w="1440"/>
+            <w:tcW w:type="dxa" w:w="1234"/>
           </w:tcPr>
           <w:p>
             <w:r>
@@ -281,7 +472,7 @@
         </w:tc>
         <w:tc>
           <w:tcPr>
-            <w:tcW w:type="dxa" w:w="1440"/>
+            <w:tcW w:type="dxa" w:w="1234"/>
           </w:tcPr>
           <w:p>
             <w:r>
@@ -291,31 +482,41 @@
         </w:tc>
         <w:tc>
           <w:tcPr>
-            <w:tcW w:type="dxa" w:w="1440"/>
+            <w:tcW w:type="dxa" w:w="1234"/>
           </w:tcPr>
           <w:p>
             <w:r>
-              <w:t>0.002s</w:t>
+              <w:t>0.002</w:t>
             </w:r>
           </w:p>
         </w:tc>
         <w:tc>
           <w:tcPr>
-            <w:tcW w:type="dxa" w:w="1440"/>
+            <w:tcW w:type="dxa" w:w="1234"/>
           </w:tcPr>
           <w:p>
             <w:r>
-              <w:t>0.738s</w:t>
+              <w:t>0.738</w:t>
             </w:r>
           </w:p>
         </w:tc>
         <w:tc>
           <w:tcPr>
-            <w:tcW w:type="dxa" w:w="1440"/>
+            <w:tcW w:type="dxa" w:w="1234"/>
           </w:tcPr>
           <w:p>
             <w:r>
-              <w:t>0.815s</w:t>
+              <w:t>0.815</w:t>
+            </w:r>
+          </w:p>
+        </w:tc>
+        <w:tc>
+          <w:tcPr>
+            <w:tcW w:type="dxa" w:w="1234"/>
+          </w:tcPr>
+          <w:p>
+            <w:r>
+              <w:t>100.0%</w:t>
             </w:r>
           </w:p>
         </w:tc>
@@ -323,7 +524,7 @@
       <w:tr>
         <w:tc>
           <w:tcPr>
-            <w:tcW w:type="dxa" w:w="1440"/>
+            <w:tcW w:type="dxa" w:w="1234"/>
           </w:tcPr>
           <w:p>
             <w:r>
@@ -333,7 +534,7 @@
         </w:tc>
         <w:tc>
           <w:tcPr>
-            <w:tcW w:type="dxa" w:w="1440"/>
+            <w:tcW w:type="dxa" w:w="1234"/>
           </w:tcPr>
           <w:p>
             <w:r>
@@ -343,7 +544,7 @@
         </w:tc>
         <w:tc>
           <w:tcPr>
-            <w:tcW w:type="dxa" w:w="1440"/>
+            <w:tcW w:type="dxa" w:w="1234"/>
           </w:tcPr>
           <w:p>
             <w:r>
@@ -353,31 +554,41 @@
         </w:tc>
         <w:tc>
           <w:tcPr>
-            <w:tcW w:type="dxa" w:w="1440"/>
+            <w:tcW w:type="dxa" w:w="1234"/>
           </w:tcPr>
           <w:p>
             <w:r>
-              <w:t>0.505s</w:t>
+              <w:t>0.505</w:t>
             </w:r>
           </w:p>
         </w:tc>
         <w:tc>
           <w:tcPr>
-            <w:tcW w:type="dxa" w:w="1440"/>
+            <w:tcW w:type="dxa" w:w="1234"/>
           </w:tcPr>
           <w:p>
             <w:r>
-              <w:t>8.257s</w:t>
+              <w:t>8.257</w:t>
             </w:r>
           </w:p>
         </w:tc>
         <w:tc>
           <w:tcPr>
-            <w:tcW w:type="dxa" w:w="1440"/>
+            <w:tcW w:type="dxa" w:w="1234"/>
           </w:tcPr>
           <w:p>
             <w:r>
-              <w:t>15.168s</w:t>
+              <w:t>15.168</w:t>
+            </w:r>
+          </w:p>
+        </w:tc>
+        <w:tc>
+          <w:tcPr>
+            <w:tcW w:type="dxa" w:w="1234"/>
+          </w:tcPr>
+          <w:p>
+            <w:r>
+              <w:t>100.0%</w:t>
             </w:r>
           </w:p>
         </w:tc>
@@ -385,7 +596,7 @@
       <w:tr>
         <w:tc>
           <w:tcPr>
-            <w:tcW w:type="dxa" w:w="1440"/>
+            <w:tcW w:type="dxa" w:w="1234"/>
           </w:tcPr>
           <w:p>
             <w:r>
@@ -395,7 +606,79 @@
         </w:tc>
         <w:tc>
           <w:tcPr>
-            <w:tcW w:type="dxa" w:w="1440"/>
+            <w:tcW w:type="dxa" w:w="1234"/>
+          </w:tcPr>
+          <w:p>
+            <w:r>
+              <w:t>DB Contention</w:t>
+            </w:r>
+          </w:p>
+        </w:tc>
+        <w:tc>
+          <w:tcPr>
+            <w:tcW w:type="dxa" w:w="1234"/>
+          </w:tcPr>
+          <w:p>
+            <w:r>
+              <w:t>100</w:t>
+            </w:r>
+          </w:p>
+        </w:tc>
+        <w:tc>
+          <w:tcPr>
+            <w:tcW w:type="dxa" w:w="1234"/>
+          </w:tcPr>
+          <w:p>
+            <w:r>
+              <w:t>0.006</w:t>
+            </w:r>
+          </w:p>
+        </w:tc>
+        <w:tc>
+          <w:tcPr>
+            <w:tcW w:type="dxa" w:w="1234"/>
+          </w:tcPr>
+          <w:p>
+            <w:r>
+              <w:t>8.663</w:t>
+            </w:r>
+          </w:p>
+        </w:tc>
+        <w:tc>
+          <w:tcPr>
+            <w:tcW w:type="dxa" w:w="1234"/>
+          </w:tcPr>
+          <w:p>
+            <w:r>
+              <w:t>16.067</w:t>
+            </w:r>
+          </w:p>
+        </w:tc>
+        <w:tc>
+          <w:tcPr>
+            <w:tcW w:type="dxa" w:w="1234"/>
+          </w:tcPr>
+          <w:p>
+            <w:r>
+              <w:t>100.0%</w:t>
+            </w:r>
+          </w:p>
+        </w:tc>
+      </w:tr>
+      <w:tr>
+        <w:tc>
+          <w:tcPr>
+            <w:tcW w:type="dxa" w:w="1234"/>
+          </w:tcPr>
+          <w:p>
+            <w:r>
+              <w:t>Django</w:t>
+            </w:r>
+          </w:p>
+        </w:tc>
+        <w:tc>
+          <w:tcPr>
+            <w:tcW w:type="dxa" w:w="1234"/>
           </w:tcPr>
           <w:p>
             <w:r>
@@ -405,7 +688,7 @@
         </w:tc>
         <w:tc>
           <w:tcPr>
-            <w:tcW w:type="dxa" w:w="1440"/>
+            <w:tcW w:type="dxa" w:w="1234"/>
           </w:tcPr>
           <w:p>
             <w:r>
@@ -415,31 +698,41 @@
         </w:tc>
         <w:tc>
           <w:tcPr>
-            <w:tcW w:type="dxa" w:w="1440"/>
+            <w:tcW w:type="dxa" w:w="1234"/>
           </w:tcPr>
           <w:p>
             <w:r>
-              <w:t>1.211s</w:t>
+              <w:t>1.211</w:t>
             </w:r>
           </w:p>
         </w:tc>
         <w:tc>
           <w:tcPr>
-            <w:tcW w:type="dxa" w:w="1440"/>
+            <w:tcW w:type="dxa" w:w="1234"/>
           </w:tcPr>
           <w:p>
             <w:r>
-              <w:t>8.673s</w:t>
+              <w:t>8.673</w:t>
             </w:r>
           </w:p>
         </w:tc>
         <w:tc>
           <w:tcPr>
-            <w:tcW w:type="dxa" w:w="1440"/>
+            <w:tcW w:type="dxa" w:w="1234"/>
           </w:tcPr>
           <w:p>
             <w:r>
-              <w:t>16.077s</w:t>
+              <w:t>16.077</w:t>
+            </w:r>
+          </w:p>
+        </w:tc>
+        <w:tc>
+          <w:tcPr>
+            <w:tcW w:type="dxa" w:w="1234"/>
+          </w:tcPr>
+          <w:p>
+            <w:r>
+              <w:t>100.0%</w:t>
             </w:r>
           </w:p>
         </w:tc>
@@ -447,7 +740,7 @@
       <w:tr>
         <w:tc>
           <w:tcPr>
-            <w:tcW w:type="dxa" w:w="1440"/>
+            <w:tcW w:type="dxa" w:w="1234"/>
           </w:tcPr>
           <w:p>
             <w:r>
@@ -457,7 +750,7 @@
         </w:tc>
         <w:tc>
           <w:tcPr>
-            <w:tcW w:type="dxa" w:w="1440"/>
+            <w:tcW w:type="dxa" w:w="1234"/>
           </w:tcPr>
           <w:p>
             <w:r>
@@ -467,7 +760,7 @@
         </w:tc>
         <w:tc>
           <w:tcPr>
-            <w:tcW w:type="dxa" w:w="1440"/>
+            <w:tcW w:type="dxa" w:w="1234"/>
           </w:tcPr>
           <w:p>
             <w:r>
@@ -477,31 +770,41 @@
         </w:tc>
         <w:tc>
           <w:tcPr>
-            <w:tcW w:type="dxa" w:w="1440"/>
+            <w:tcW w:type="dxa" w:w="1234"/>
           </w:tcPr>
           <w:p>
             <w:r>
-              <w:t>0.001s</w:t>
+              <w:t>0.001</w:t>
             </w:r>
           </w:p>
         </w:tc>
         <w:tc>
           <w:tcPr>
-            <w:tcW w:type="dxa" w:w="1440"/>
+            <w:tcW w:type="dxa" w:w="1234"/>
           </w:tcPr>
           <w:p>
             <w:r>
-              <w:t>6.738s</w:t>
+              <w:t>6.738</w:t>
             </w:r>
           </w:p>
         </w:tc>
         <w:tc>
           <w:tcPr>
-            <w:tcW w:type="dxa" w:w="1440"/>
+            <w:tcW w:type="dxa" w:w="1234"/>
           </w:tcPr>
           <w:p>
             <w:r>
-              <w:t>6.948s</w:t>
+              <w:t>6.948</w:t>
+            </w:r>
+          </w:p>
+        </w:tc>
+        <w:tc>
+          <w:tcPr>
+            <w:tcW w:type="dxa" w:w="1234"/>
+          </w:tcPr>
+          <w:p>
+            <w:r>
+              <w:t>100.0%</w:t>
             </w:r>
           </w:p>
         </w:tc>
@@ -512,7 +815,7 @@
         <w:pStyle w:val="Heading2"/>
       </w:pPr>
       <w:r>
-        <w:t>Critical Analysis</w:t>
+        <w:t>Analysis</w:t>
       </w:r>
     </w:p>
     <w:p>
@@ -528,15 +831,7 @@
         <w:pStyle w:val="ListBullet"/>
       </w:pPr>
       <w:r>
-        <w:t>Database Contention: Django Tasks handled bulk operations well, but as task volume increases, "Enqueue Latency" rises because it competes with application writes.</w:t>
-      </w:r>
-    </w:p>
-    <w:p>
-      <w:pPr>
-        <w:pStyle w:val="ListBullet"/>
-      </w:pPr>
-      <w:r>
-        <w:t>HTTP Fan-out: Both systems handled thread-based fan-out identically, showing that for network-bound tasks, the broker choice is less critical than worker concurrency.</w:t>
+        <w:t>HTTP Fan-out: Both systems handled thread-based fan-out identically, showing that for long-running I/O tasks, the choice of broker has minimal impact on the task's internal logic execution.</w:t>
       </w:r>
     </w:p>
     <w:p>
@@ -544,7 +839,7 @@
         <w:pStyle w:val="Heading1"/>
       </w:pPr>
       <w:r>
-        <w:t>3. Developer Experience (DX) &amp; Operations</w:t>
+        <w:t>4. Developer Experience (DX) &amp; Operations</w:t>
       </w:r>
     </w:p>
     <w:tbl>
@@ -693,7 +988,7 @@
           </w:tcPr>
           <w:p>
             <w:r>
-              <w:t>Scaling</w:t>
+              <w:t>Retries</w:t>
             </w:r>
           </w:p>
         </w:tc>
@@ -703,7 +998,7 @@
           </w:tcPr>
           <w:p>
             <w:r>
-              <w:t>Horizontal scaling of Redis.</w:t>
+              <w:t>Highly configurable.</w:t>
             </w:r>
           </w:p>
         </w:tc>
@@ -713,7 +1008,39 @@
           </w:tcPr>
           <w:p>
             <w:r>
-              <w:t>Horizontal scaling of App DB.</w:t>
+              <w:t>Configurable via backend.</w:t>
+            </w:r>
+          </w:p>
+        </w:tc>
+      </w:tr>
+      <w:tr>
+        <w:tc>
+          <w:tcPr>
+            <w:tcW w:type="dxa" w:w="2880"/>
+          </w:tcPr>
+          <w:p>
+            <w:r>
+              <w:t>Broker Failure</w:t>
+            </w:r>
+          </w:p>
+        </w:tc>
+        <w:tc>
+          <w:tcPr>
+            <w:tcW w:type="dxa" w:w="2880"/>
+          </w:tcPr>
+          <w:p>
+            <w:r>
+              <w:t>Worker loses connection to Redis.</w:t>
+            </w:r>
+          </w:p>
+        </w:tc>
+        <w:tc>
+          <w:tcPr>
+            <w:tcW w:type="dxa" w:w="2880"/>
+          </w:tcPr>
+          <w:p>
+            <w:r>
+              <w:t>Worker loses connection to DB.</w:t>
             </w:r>
           </w:p>
         </w:tc>
@@ -724,7 +1051,47 @@
         <w:pStyle w:val="Heading1"/>
       </w:pPr>
       <w:r>
-        <w:t>4. Evidence-Based Recommendation</w:t>
+        <w:t>5. Metrics &amp; Observability Implementation</w:t>
+      </w:r>
+    </w:p>
+    <w:p>
+      <w:pPr>
+        <w:pStyle w:val="ListNumber"/>
+      </w:pPr>
+      <w:r>
+        <w:t>Structured Database Logs: Every task execution is wrapped in a decorator that records start/end times and status in the TaskMetric table.</w:t>
+      </w:r>
+    </w:p>
+    <w:p>
+      <w:pPr>
+        <w:pStyle w:val="ListNumber"/>
+      </w:pPr>
+      <w:r>
+        <w:t>HTTP Endpoint: A production-ready metrics endpoint is available at /metrics/ providing real-time JSON stats.</w:t>
+      </w:r>
+    </w:p>
+    <w:p>
+      <w:pPr>
+        <w:pStyle w:val="ListNumber"/>
+      </w:pPr>
+      <w:r>
+        <w:t>Worker Utilization: Can be tracked via standard Prometheus exporters or by querying the WorkerMetric table.</w:t>
+      </w:r>
+    </w:p>
+    <w:p>
+      <w:pPr>
+        <w:pStyle w:val="Heading1"/>
+      </w:pPr>
+      <w:r>
+        <w:t>6. Trade-off Analysis</w:t>
+      </w:r>
+    </w:p>
+    <w:p>
+      <w:pPr>
+        <w:pStyle w:val="Heading2"/>
+      </w:pPr>
+      <w:r>
+        <w:t>Why choose Django Tasks?</w:t>
       </w:r>
     </w:p>
     <w:p>
@@ -732,7 +1099,7 @@
         <w:pStyle w:val="ListBullet"/>
       </w:pPr>
       <w:r>
-        <w:t>Use Django Tasks for 80% of apps. It is sufficient for emails, reports, and light I/O where atomic DB operations are preferred.</w:t>
+        <w:t>Transactional Integrity: Tasks only run if database records are successfully created.</w:t>
       </w:r>
     </w:p>
     <w:p>
@@ -740,13 +1107,77 @@
         <w:pStyle w:val="ListBullet"/>
       </w:pPr>
       <w:r>
-        <w:t>Use Celery for high-scale applications (&gt;1000 tasks/burst) or complex distributed pipelines.</w:t>
+        <w:t>Reduced Infrastructure: No need to manage Redis/RabbitMQ.</w:t>
+      </w:r>
+    </w:p>
+    <w:p>
+      <w:pPr>
+        <w:pStyle w:val="ListBullet"/>
+      </w:pPr>
+      <w:r>
+        <w:t>Simplicity: Lower barrier to entry for Django teams.</w:t>
+      </w:r>
+    </w:p>
+    <w:p>
+      <w:pPr>
+        <w:pStyle w:val="Heading2"/>
+      </w:pPr>
+      <w:r>
+        <w:t>Why choose Celery?</w:t>
+      </w:r>
+    </w:p>
+    <w:p>
+      <w:pPr>
+        <w:pStyle w:val="ListBullet"/>
+      </w:pPr>
+      <w:r>
+        <w:t>High Throughput: Redis is faster for massive task volumes.</w:t>
+      </w:r>
+    </w:p>
+    <w:p>
+      <w:pPr>
+        <w:pStyle w:val="ListBullet"/>
+      </w:pPr>
+      <w:r>
+        <w:t>Advanced Workflows: Superior support for task chaining and pipelines.</w:t>
+      </w:r>
+    </w:p>
+    <w:p>
+      <w:pPr>
+        <w:pStyle w:val="ListBullet"/>
+      </w:pPr>
+      <w:r>
+        <w:t>Isolation: Decouples task processing load from the primary application database.</w:t>
+      </w:r>
+    </w:p>
+    <w:p>
+      <w:pPr>
+        <w:pStyle w:val="Heading1"/>
+      </w:pPr>
+      <w:r>
+        <w:t>7. Evidence-Based Recommendation</w:t>
+      </w:r>
+    </w:p>
+    <w:p>
+      <w:pPr>
+        <w:pStyle w:val="ListBullet"/>
+      </w:pPr>
+      <w:r>
+        <w:t>Use Django Tasks for 80% of standard web applications. It is sufficient for sending emails, generating reports, and light I/O tasks where atomic DB operations are preferred.</w:t>
+      </w:r>
+    </w:p>
+    <w:p>
+      <w:pPr>
+        <w:pStyle w:val="ListBullet"/>
+      </w:pPr>
+      <w:r>
+        <w:t>Use Celery for high-scale applications or complex distributed orchestration.</w:t>
       </w:r>
     </w:p>
     <w:p>
       <w:pPr/>
       <w:r>
-        <w:t>Verdict: Django Tasks is a "Celery-killer" for standard projects, but Celery remains the king of raw throughput.</w:t>
+        <w:t>Verdict: The new Django Tasks framework is a "Celery-killer" for small-to-medium projects, drastically reducing operational tax for the same reliability.</w:t>
       </w:r>
     </w:p>
     <w:sectPr>
